--- a/human/tasks/V-03/summary.docx
+++ b/human/tasks/V-03/summary.docx
@@ -143,7 +143,7 @@
     </w:p>
     <w:p>
       <w:r>
-        <w:t>共享Unity运行实现仍保持程序集目录；原签收材料和冻结领取输入不动，根目录整体迁移尚未完成。</w:t>
+        <w:t>共享Unity运行实现仍保持程序集目录；原签收材料和冻结领取输入不动，根目录19/19项已迁入human/agent，当前读取和运行入口已验证，业务签收不变。</w:t>
       </w:r>
     </w:p>
     <w:p>
@@ -207,7 +207,12 @@
     </w:p>
     <w:p>
       <w:r>
-        <w:t>明确路径提交并推送codex/task-package-normalization，不自动合并。规范化16/71，剩余55包；下一V-04，最终双层目录与真实下游证据继续推进。</w:t>
+        <w:t>规范化71/71包、根目录迁移19/19项完成；每包Word由Agent源生成。</w:t>
+      </w:r>
+    </w:p>
+    <w:p>
+      <w:r>
+        <w:t>业务状态DONE，原签收与未交付项不变；后续按注册表和实际依赖推进。</w:t>
       </w:r>
     </w:p>
     <w:p>
